--- a/certificates/year - Temp - En - D - SBS - hassan noor hussain noor - DEFAULT.docx
+++ b/certificates/year - Temp - En - D - SBS - hassan noor hussain noor - DEFAULT.docx
@@ -284,7 +284,7 @@
               </w:rPr>
             </w:pPr>
             <w:r>
-              <w:t xml:space="preserve">Year of Entrance: ‎2021/20/02‎</w:t>
+              <w:t xml:space="preserve">Year of Entrance: ‎2021/02/20‎</w:t>
             </w:r>
           </w:p>
         </w:tc>

--- a/certificates/year - Temp - En - D - SBS - hassan noor hussain noor - DEFAULT.docx
+++ b/certificates/year - Temp - En - D - SBS - hassan noor hussain noor - DEFAULT.docx
@@ -5895,7 +5895,7 @@
         <w:rPr>
           <w:rFonts w:asciiTheme="minorBidi" w:hAnsiTheme="minorBidi" w:cstheme="minorBidi"/>
         </w:rPr>
-        <w:t xml:space="preserve">Summer Training: The student completed the summer training requirements during the academic year 2022-2023.</w:t>
+        <w:t xml:space="preserve">Summer Training: The student completed the summer training requirements during the academic year 2024.</w:t>
       </w:r>
     </w:p>
     <w:p>
